--- a/files/Ima_Kennerly_Resume_Agency.docx
+++ b/files/Ima_Kennerly_Resume_Agency.docx
@@ -4,7 +4,7 @@
   <w:body>
     <w:p>
       <w:pPr>
-        <w:spacing w:after="40"/>
+        <w:spacing w:after="70"/>
         <w:jc w:val="center"/>
       </w:pPr>
       <w:r>
@@ -72,9 +72,9 @@
     <w:p>
       <w:pPr>
         <w:tabs>
-          <w:tab w:val="right" w:pos="9360"/>
+          <w:tab w:val="right" w:pos="10440"/>
         </w:tabs>
-        <w:spacing w:after="10" w:before="100"/>
+        <w:spacing w:after="10" w:before="150"/>
       </w:pPr>
       <w:r>
         <w:rPr>
@@ -172,19 +172,19 @@
     <w:p>
       <w:pPr>
         <w:tabs>
-          <w:tab w:val="right" w:pos="9360"/>
+          <w:tab w:val="right" w:pos="10440"/>
         </w:tabs>
-        <w:spacing w:after="10" w:before="100"/>
-      </w:pPr>
-      <w:r>
-        <w:rPr>
-          <w:rFonts w:ascii="Calibri" w:cs="Calibri" w:eastAsia="Calibri" w:hAnsi="Calibri"/>
-          <w:b/>
-          <w:bCs/>
-          <w:sz w:val="20"/>
-          <w:szCs w:val="20"/>
-        </w:rPr>
-        <w:t xml:space="preserve">Syracuse University Honors Advisory Board — Vice President</w:t>
+        <w:spacing w:after="10" w:before="150"/>
+      </w:pPr>
+      <w:r>
+        <w:rPr>
+          <w:rFonts w:ascii="Calibri" w:cs="Calibri" w:eastAsia="Calibri" w:hAnsi="Calibri"/>
+          <w:b/>
+          <w:bCs/>
+          <w:sz w:val="20"/>
+          <w:szCs w:val="20"/>
+        </w:rPr>
+        <w:t xml:space="preserve">Incentive Radar — Owner</w:t>
       </w:r>
       <w:r>
         <w:t xml:space="preserve">	</w:t>
@@ -198,7 +198,7 @@
           <w:sz w:val="18"/>
           <w:szCs w:val="18"/>
         </w:rPr>
-        <w:t xml:space="preserve">Sept 2025 – Present</w:t>
+        <w:t xml:space="preserve">Sept 2026 – Present</w:t>
       </w:r>
     </w:p>
     <w:p>
@@ -208,15 +208,15 @@
           <w:ilvl w:val="0"/>
           <w:numId w:val="2"/>
         </w:numPr>
-        <w:spacing w:after="40"/>
-      </w:pPr>
-      <w:r>
-        <w:rPr>
-          <w:rFonts w:ascii="Calibri" w:cs="Calibri" w:eastAsia="Calibri" w:hAnsi="Calibri"/>
-          <w:sz w:val="20"/>
-          <w:szCs w:val="20"/>
-        </w:rPr>
-        <w:t xml:space="preserve">Co-lead organizational strategy and preside over executive meetings for an elite student body, balancing multiple stakeholder priorities.</w:t>
+        <w:spacing w:after="70"/>
+      </w:pPr>
+      <w:r>
+        <w:rPr>
+          <w:rFonts w:ascii="Calibri" w:cs="Calibri" w:eastAsia="Calibri" w:hAnsi="Calibri"/>
+          <w:sz w:val="20"/>
+          <w:szCs w:val="20"/>
+        </w:rPr>
+        <w:t xml:space="preserve">Founded and operate a B2B data subscription aggregating public US film and TV incentive disclosures — credit allocations, qualified spend, filming days — into one state-comparable dataset, sourced to the line.</w:t>
       </w:r>
     </w:p>
     <w:p>
@@ -226,33 +226,33 @@
           <w:ilvl w:val="0"/>
           <w:numId w:val="2"/>
         </w:numPr>
-        <w:spacing w:after="40"/>
-      </w:pPr>
-      <w:r>
-        <w:rPr>
-          <w:rFonts w:ascii="Calibri" w:cs="Calibri" w:eastAsia="Calibri" w:hAnsi="Calibri"/>
-          <w:sz w:val="20"/>
-          <w:szCs w:val="20"/>
-        </w:rPr>
-        <w:t xml:space="preserve">Direct cross-functional logistics and volunteer management for campus events drawing 200+ attendees — coordinating vendors, staffing, and timelines under deadline pressure.</w:t>
+        <w:spacing w:after="70"/>
+      </w:pPr>
+      <w:r>
+        <w:rPr>
+          <w:rFonts w:ascii="Calibri" w:cs="Calibri" w:eastAsia="Calibri" w:hAnsi="Calibri"/>
+          <w:sz w:val="20"/>
+          <w:szCs w:val="20"/>
+        </w:rPr>
+        <w:t xml:space="preserve">Built for crew, production-service vendors, film offices, and incentive-finance firms; California live, with Georgia, New Mexico, and Utah in the source registry.</w:t>
       </w:r>
     </w:p>
     <w:p>
       <w:pPr>
         <w:tabs>
-          <w:tab w:val="right" w:pos="9360"/>
+          <w:tab w:val="right" w:pos="10440"/>
         </w:tabs>
-        <w:spacing w:after="10" w:before="100"/>
-      </w:pPr>
-      <w:r>
-        <w:rPr>
-          <w:rFonts w:ascii="Calibri" w:cs="Calibri" w:eastAsia="Calibri" w:hAnsi="Calibri"/>
-          <w:b/>
-          <w:bCs/>
-          <w:sz w:val="20"/>
-          <w:szCs w:val="20"/>
-        </w:rPr>
-        <w:t xml:space="preserve">Syracuse University Black Honors Society — Secretary</w:t>
+        <w:spacing w:after="10" w:before="150"/>
+      </w:pPr>
+      <w:r>
+        <w:rPr>
+          <w:rFonts w:ascii="Calibri" w:cs="Calibri" w:eastAsia="Calibri" w:hAnsi="Calibri"/>
+          <w:b/>
+          <w:bCs/>
+          <w:sz w:val="20"/>
+          <w:szCs w:val="20"/>
+        </w:rPr>
+        <w:t xml:space="preserve">Syracuse University Honors Advisory Board — Vice President</w:t>
       </w:r>
       <w:r>
         <w:t xml:space="preserve">	</w:t>
@@ -276,15 +276,15 @@
           <w:ilvl w:val="0"/>
           <w:numId w:val="2"/>
         </w:numPr>
-        <w:spacing w:after="40"/>
-      </w:pPr>
-      <w:r>
-        <w:rPr>
-          <w:rFonts w:ascii="Calibri" w:cs="Calibri" w:eastAsia="Calibri" w:hAnsi="Calibri"/>
-          <w:sz w:val="20"/>
-          <w:szCs w:val="20"/>
-        </w:rPr>
-        <w:t xml:space="preserve">Own all internal/external communications, digital assets, and official correspondence for the executive board, keeping multiple stakeholders aligned.</w:t>
+        <w:spacing w:after="70"/>
+      </w:pPr>
+      <w:r>
+        <w:rPr>
+          <w:rFonts w:ascii="Calibri" w:cs="Calibri" w:eastAsia="Calibri" w:hAnsi="Calibri"/>
+          <w:sz w:val="20"/>
+          <w:szCs w:val="20"/>
+        </w:rPr>
+        <w:t xml:space="preserve">Co-lead organizational strategy and preside over executive meetings for an elite student body, balancing stakeholder priorities.</w:t>
       </w:r>
     </w:p>
     <w:p>
@@ -294,33 +294,33 @@
           <w:ilvl w:val="0"/>
           <w:numId w:val="2"/>
         </w:numPr>
-        <w:spacing w:after="40"/>
-      </w:pPr>
-      <w:r>
-        <w:rPr>
-          <w:rFonts w:ascii="Calibri" w:cs="Calibri" w:eastAsia="Calibri" w:hAnsi="Calibri"/>
-          <w:sz w:val="20"/>
-          <w:szCs w:val="20"/>
-        </w:rPr>
-        <w:t xml:space="preserve">Track agendas and action items to keep the board accountable and meetings efficient.</w:t>
+        <w:spacing w:after="70"/>
+      </w:pPr>
+      <w:r>
+        <w:rPr>
+          <w:rFonts w:ascii="Calibri" w:cs="Calibri" w:eastAsia="Calibri" w:hAnsi="Calibri"/>
+          <w:sz w:val="20"/>
+          <w:szCs w:val="20"/>
+        </w:rPr>
+        <w:t xml:space="preserve">Direct logistics and volunteer management for campus events drawing 200+ attendees — vendors, staffing, and timelines under deadline pressure.</w:t>
       </w:r>
     </w:p>
     <w:p>
       <w:pPr>
         <w:tabs>
-          <w:tab w:val="right" w:pos="9360"/>
+          <w:tab w:val="right" w:pos="10440"/>
         </w:tabs>
-        <w:spacing w:after="10" w:before="100"/>
-      </w:pPr>
-      <w:r>
-        <w:rPr>
-          <w:rFonts w:ascii="Calibri" w:cs="Calibri" w:eastAsia="Calibri" w:hAnsi="Calibri"/>
-          <w:b/>
-          <w:bCs/>
-          <w:sz w:val="20"/>
-          <w:szCs w:val="20"/>
-        </w:rPr>
-        <w:t xml:space="preserve">North East Productions — Event Coordinator &amp; Assistant Camera</w:t>
+        <w:spacing w:after="10" w:before="150"/>
+      </w:pPr>
+      <w:r>
+        <w:rPr>
+          <w:rFonts w:ascii="Calibri" w:cs="Calibri" w:eastAsia="Calibri" w:hAnsi="Calibri"/>
+          <w:b/>
+          <w:bCs/>
+          <w:sz w:val="20"/>
+          <w:szCs w:val="20"/>
+        </w:rPr>
+        <w:t xml:space="preserve">Syracuse University Black Honors Society — Secretary</w:t>
       </w:r>
       <w:r>
         <w:t xml:space="preserve">	</w:t>
@@ -334,7 +334,7 @@
           <w:sz w:val="18"/>
           <w:szCs w:val="18"/>
         </w:rPr>
-        <w:t xml:space="preserve">June 2024 – July 2024, Portland, OR</w:t>
+        <w:t xml:space="preserve">Sept 2025 – Present</w:t>
       </w:r>
     </w:p>
     <w:p>
@@ -344,47 +344,15 @@
           <w:ilvl w:val="0"/>
           <w:numId w:val="2"/>
         </w:numPr>
-        <w:spacing w:after="40"/>
-      </w:pPr>
-      <w:r>
-        <w:rPr>
-          <w:rFonts w:ascii="Calibri" w:cs="Calibri" w:eastAsia="Calibri" w:hAnsi="Calibri"/>
-          <w:sz w:val="20"/>
-          <w:szCs w:val="20"/>
-        </w:rPr>
-        <w:t xml:space="preserve">Hosted a fundraising event for director Devin Boss, coordinating logistics, guests, and on-the-day problem solving.</w:t>
-      </w:r>
-    </w:p>
-    <w:p>
-      <w:pPr>
-        <w:tabs>
-          <w:tab w:val="right" w:pos="9360"/>
-        </w:tabs>
-        <w:spacing w:after="10" w:before="100"/>
-      </w:pPr>
-      <w:r>
-        <w:rPr>
-          <w:rFonts w:ascii="Calibri" w:cs="Calibri" w:eastAsia="Calibri" w:hAnsi="Calibri"/>
-          <w:b/>
-          <w:bCs/>
-          <w:sz w:val="20"/>
-          <w:szCs w:val="20"/>
-        </w:rPr>
-        <w:t xml:space="preserve">Tualatin Hills Parks and Recreation — Program Leader</w:t>
-      </w:r>
-      <w:r>
-        <w:t xml:space="preserve">	</w:t>
-      </w:r>
-      <w:r>
-        <w:rPr>
-          <w:rFonts w:ascii="Calibri" w:cs="Calibri" w:eastAsia="Calibri" w:hAnsi="Calibri"/>
-          <w:i/>
-          <w:iCs/>
-          <w:color w:val="444444"/>
-          <w:sz w:val="18"/>
-          <w:szCs w:val="18"/>
-        </w:rPr>
-        <w:t xml:space="preserve">Aug 2023 – Nov 2023, Tualatin, OR</w:t>
+        <w:spacing w:after="70"/>
+      </w:pPr>
+      <w:r>
+        <w:rPr>
+          <w:rFonts w:ascii="Calibri" w:cs="Calibri" w:eastAsia="Calibri" w:hAnsi="Calibri"/>
+          <w:sz w:val="20"/>
+          <w:szCs w:val="20"/>
+        </w:rPr>
+        <w:t xml:space="preserve">Own all internal and external communications, digital assets, and official correspondence for the executive board.</w:t>
       </w:r>
     </w:p>
     <w:p>
@@ -394,52 +362,33 @@
           <w:ilvl w:val="0"/>
           <w:numId w:val="2"/>
         </w:numPr>
-        <w:spacing w:after="40"/>
-      </w:pPr>
-      <w:r>
-        <w:rPr>
-          <w:rFonts w:ascii="Calibri" w:cs="Calibri" w:eastAsia="Calibri" w:hAnsi="Calibri"/>
-          <w:sz w:val="20"/>
-          <w:szCs w:val="20"/>
-        </w:rPr>
-        <w:t xml:space="preserve">Managed daily communication among parents, staff, and students in a fast-moving, service-oriented environment.</w:t>
-      </w:r>
-    </w:p>
-    <w:p>
-      <w:pPr>
-        <w:pBdr>
-          <w:bottom w:val="single" w:color="1A1A1A" w:sz="6" w:space="2"/>
-        </w:pBdr>
-        <w:spacing w:after="90" w:before="220"/>
-      </w:pPr>
-      <w:r>
-        <w:rPr>
-          <w:rFonts w:ascii="Calibri" w:cs="Calibri" w:eastAsia="Calibri" w:hAnsi="Calibri"/>
-          <w:b/>
-          <w:bCs/>
-          <w:color w:val="1A1A1A"/>
-          <w:sz w:val="20"/>
-          <w:szCs w:val="20"/>
-        </w:rPr>
-        <w:t xml:space="preserve">PRODUCTION &amp; DEVELOPMENT EXPERIENCE</w:t>
+        <w:spacing w:after="70"/>
+      </w:pPr>
+      <w:r>
+        <w:rPr>
+          <w:rFonts w:ascii="Calibri" w:cs="Calibri" w:eastAsia="Calibri" w:hAnsi="Calibri"/>
+          <w:sz w:val="20"/>
+          <w:szCs w:val="20"/>
+        </w:rPr>
+        <w:t xml:space="preserve">Track agendas and action items to keep the board accountable and meetings efficient.</w:t>
       </w:r>
     </w:p>
     <w:p>
       <w:pPr>
         <w:tabs>
-          <w:tab w:val="right" w:pos="9360"/>
+          <w:tab w:val="right" w:pos="10440"/>
         </w:tabs>
-        <w:spacing w:after="10" w:before="100"/>
-      </w:pPr>
-      <w:r>
-        <w:rPr>
-          <w:rFonts w:ascii="Calibri" w:cs="Calibri" w:eastAsia="Calibri" w:hAnsi="Calibri"/>
-          <w:b/>
-          <w:bCs/>
-          <w:sz w:val="20"/>
-          <w:szCs w:val="20"/>
-        </w:rPr>
-        <w:t xml:space="preserve">Spring, Again — Lead Producer</w:t>
+        <w:spacing w:after="10" w:before="150"/>
+      </w:pPr>
+      <w:r>
+        <w:rPr>
+          <w:rFonts w:ascii="Calibri" w:cs="Calibri" w:eastAsia="Calibri" w:hAnsi="Calibri"/>
+          <w:b/>
+          <w:bCs/>
+          <w:sz w:val="20"/>
+          <w:szCs w:val="20"/>
+        </w:rPr>
+        <w:t xml:space="preserve">North East Productions — Event Coordinator &amp; Assistant Camera</w:t>
       </w:r>
       <w:r>
         <w:t xml:space="preserve">	</w:t>
@@ -453,7 +402,7 @@
           <w:sz w:val="18"/>
           <w:szCs w:val="18"/>
         </w:rPr>
-        <w:t xml:space="preserve">In Production, expected Fall 2027</w:t>
+        <w:t xml:space="preserve">June 2024 – July 2024, Portland, OR</w:t>
       </w:r>
     </w:p>
     <w:p>
@@ -463,33 +412,33 @@
           <w:ilvl w:val="0"/>
           <w:numId w:val="2"/>
         </w:numPr>
-        <w:spacing w:after="40"/>
-      </w:pPr>
-      <w:r>
-        <w:rPr>
-          <w:rFonts w:ascii="Calibri" w:cs="Calibri" w:eastAsia="Calibri" w:hAnsi="Calibri"/>
-          <w:sz w:val="20"/>
-          <w:szCs w:val="20"/>
-        </w:rPr>
-        <w:t xml:space="preserve">Lead a 15-person crew and manage full talent casting and scheduling for a zero-budget independent short — script selected for the Babelfest Playwright Festival.</w:t>
+        <w:spacing w:after="70"/>
+      </w:pPr>
+      <w:r>
+        <w:rPr>
+          <w:rFonts w:ascii="Calibri" w:cs="Calibri" w:eastAsia="Calibri" w:hAnsi="Calibri"/>
+          <w:sz w:val="20"/>
+          <w:szCs w:val="20"/>
+        </w:rPr>
+        <w:t xml:space="preserve">Hosted a fundraising event for director Devin Boss, coordinating logistics, guests, and on-the-day problem solving.</w:t>
       </w:r>
     </w:p>
     <w:p>
       <w:pPr>
         <w:tabs>
-          <w:tab w:val="right" w:pos="9360"/>
+          <w:tab w:val="right" w:pos="10440"/>
         </w:tabs>
-        <w:spacing w:after="10" w:before="100"/>
-      </w:pPr>
-      <w:r>
-        <w:rPr>
-          <w:rFonts w:ascii="Calibri" w:cs="Calibri" w:eastAsia="Calibri" w:hAnsi="Calibri"/>
-          <w:b/>
-          <w:bCs/>
-          <w:sz w:val="20"/>
-          <w:szCs w:val="20"/>
-        </w:rPr>
-        <w:t xml:space="preserve">Pig/Dog — Screenwriter &amp; Room Contributor</w:t>
+        <w:spacing w:after="10" w:before="150"/>
+      </w:pPr>
+      <w:r>
+        <w:rPr>
+          <w:rFonts w:ascii="Calibri" w:cs="Calibri" w:eastAsia="Calibri" w:hAnsi="Calibri"/>
+          <w:b/>
+          <w:bCs/>
+          <w:sz w:val="20"/>
+          <w:szCs w:val="20"/>
+        </w:rPr>
+        <w:t xml:space="preserve">Tualatin Hills Parks and Recreation — Program Leader</w:t>
       </w:r>
       <w:r>
         <w:t xml:space="preserve">	</w:t>
@@ -503,7 +452,7 @@
           <w:sz w:val="18"/>
           <w:szCs w:val="18"/>
         </w:rPr>
-        <w:t xml:space="preserve">Spring 2026</w:t>
+        <w:t xml:space="preserve">Aug 2023 – Nov 2023, Tualatin, OR</w:t>
       </w:r>
     </w:p>
     <w:p>
@@ -513,33 +462,52 @@
           <w:ilvl w:val="0"/>
           <w:numId w:val="2"/>
         </w:numPr>
-        <w:spacing w:after="40"/>
-      </w:pPr>
-      <w:r>
-        <w:rPr>
-          <w:rFonts w:ascii="Calibri" w:cs="Calibri" w:eastAsia="Calibri" w:hAnsi="Calibri"/>
-          <w:sz w:val="20"/>
-          <w:szCs w:val="20"/>
-        </w:rPr>
-        <w:t xml:space="preserve">Pitched narrative arcs inside a simulated TV Writers' Room led by screenwriter Guinevere Turner (American Psycho), integrating executive-level notes in real time.</w:t>
+        <w:spacing w:after="70"/>
+      </w:pPr>
+      <w:r>
+        <w:rPr>
+          <w:rFonts w:ascii="Calibri" w:cs="Calibri" w:eastAsia="Calibri" w:hAnsi="Calibri"/>
+          <w:sz w:val="20"/>
+          <w:szCs w:val="20"/>
+        </w:rPr>
+        <w:t xml:space="preserve">Managed daily communication among parents, staff, and students in a fast-moving, service-oriented environment.</w:t>
+      </w:r>
+    </w:p>
+    <w:p>
+      <w:pPr>
+        <w:pBdr>
+          <w:bottom w:val="single" w:color="1A1A1A" w:sz="6" w:space="2"/>
+        </w:pBdr>
+        <w:spacing w:after="90" w:before="220"/>
+      </w:pPr>
+      <w:r>
+        <w:rPr>
+          <w:rFonts w:ascii="Calibri" w:cs="Calibri" w:eastAsia="Calibri" w:hAnsi="Calibri"/>
+          <w:b/>
+          <w:bCs/>
+          <w:color w:val="1A1A1A"/>
+          <w:sz w:val="20"/>
+          <w:szCs w:val="20"/>
+        </w:rPr>
+        <w:t xml:space="preserve">PRODUCTION &amp; DEVELOPMENT EXPERIENCE</w:t>
       </w:r>
     </w:p>
     <w:p>
       <w:pPr>
         <w:tabs>
-          <w:tab w:val="right" w:pos="9360"/>
+          <w:tab w:val="right" w:pos="10440"/>
         </w:tabs>
-        <w:spacing w:after="10" w:before="100"/>
-      </w:pPr>
-      <w:r>
-        <w:rPr>
-          <w:rFonts w:ascii="Calibri" w:cs="Calibri" w:eastAsia="Calibri" w:hAnsi="Calibri"/>
-          <w:b/>
-          <w:bCs/>
-          <w:sz w:val="20"/>
-          <w:szCs w:val="20"/>
-        </w:rPr>
-        <w:t xml:space="preserve">Independent Script Development Project — Development Analyst</w:t>
+        <w:spacing w:after="10" w:before="150"/>
+      </w:pPr>
+      <w:r>
+        <w:rPr>
+          <w:rFonts w:ascii="Calibri" w:cs="Calibri" w:eastAsia="Calibri" w:hAnsi="Calibri"/>
+          <w:b/>
+          <w:bCs/>
+          <w:sz w:val="20"/>
+          <w:szCs w:val="20"/>
+        </w:rPr>
+        <w:t xml:space="preserve">Spring, Again — Lead Producer</w:t>
       </w:r>
       <w:r>
         <w:t xml:space="preserve">	</w:t>
@@ -553,7 +521,7 @@
           <w:sz w:val="18"/>
           <w:szCs w:val="18"/>
         </w:rPr>
-        <w:t xml:space="preserve">Jan 2026 – June 2026</w:t>
+        <w:t xml:space="preserve">In Production, expected Fall 2027</w:t>
       </w:r>
     </w:p>
     <w:p>
@@ -563,33 +531,33 @@
           <w:ilvl w:val="0"/>
           <w:numId w:val="2"/>
         </w:numPr>
-        <w:spacing w:after="40"/>
-      </w:pPr>
-      <w:r>
-        <w:rPr>
-          <w:rFonts w:ascii="Calibri" w:cs="Calibri" w:eastAsia="Calibri" w:hAnsi="Calibri"/>
-          <w:sz w:val="20"/>
-          <w:szCs w:val="20"/>
-        </w:rPr>
-        <w:t xml:space="preserve">Evaluated commercial marketability of two feature screenplays — the same coverage skill set agencies use to assess material for clients.</w:t>
+        <w:spacing w:after="70"/>
+      </w:pPr>
+      <w:r>
+        <w:rPr>
+          <w:rFonts w:ascii="Calibri" w:cs="Calibri" w:eastAsia="Calibri" w:hAnsi="Calibri"/>
+          <w:sz w:val="20"/>
+          <w:szCs w:val="20"/>
+        </w:rPr>
+        <w:t xml:space="preserve">Lead a 15-person crew and manage full talent casting and scheduling for a zero-budget independent short — script selected for the Babelfest Playwright Festival.</w:t>
       </w:r>
     </w:p>
     <w:p>
       <w:pPr>
         <w:tabs>
-          <w:tab w:val="right" w:pos="9360"/>
+          <w:tab w:val="right" w:pos="10440"/>
         </w:tabs>
-        <w:spacing w:after="10" w:before="100"/>
-      </w:pPr>
-      <w:r>
-        <w:rPr>
-          <w:rFonts w:ascii="Calibri" w:cs="Calibri" w:eastAsia="Calibri" w:hAnsi="Calibri"/>
-          <w:b/>
-          <w:bCs/>
-          <w:sz w:val="20"/>
-          <w:szCs w:val="20"/>
-        </w:rPr>
-        <w:t xml:space="preserve">Desert Island Studios — Production Intern  ·  Bold Soul Studios — Production Assistant</w:t>
+        <w:spacing w:after="10" w:before="150"/>
+      </w:pPr>
+      <w:r>
+        <w:rPr>
+          <w:rFonts w:ascii="Calibri" w:cs="Calibri" w:eastAsia="Calibri" w:hAnsi="Calibri"/>
+          <w:b/>
+          <w:bCs/>
+          <w:sz w:val="20"/>
+          <w:szCs w:val="20"/>
+        </w:rPr>
+        <w:t xml:space="preserve">Pig/Dog — Screenwriter &amp; Room Contributor</w:t>
       </w:r>
       <w:r>
         <w:t xml:space="preserve">	</w:t>
@@ -603,7 +571,7 @@
           <w:sz w:val="18"/>
           <w:szCs w:val="18"/>
         </w:rPr>
-        <w:t xml:space="preserve">2023 – 2024, Portland, OR</w:t>
+        <w:t xml:space="preserve">Spring 2026</w:t>
       </w:r>
     </w:p>
     <w:p>
@@ -613,15 +581,115 @@
           <w:ilvl w:val="0"/>
           <w:numId w:val="2"/>
         </w:numPr>
-        <w:spacing w:after="40"/>
-      </w:pPr>
-      <w:r>
-        <w:rPr>
-          <w:rFonts w:ascii="Calibri" w:cs="Calibri" w:eastAsia="Calibri" w:hAnsi="Calibri"/>
-          <w:sz w:val="20"/>
-          <w:szCs w:val="20"/>
-        </w:rPr>
-        <w:t xml:space="preserve">Hands-on set and production experience, including location scouting, resource coordination, and work on the feature film Happy Endings (dir. Jennifer Wolfe).</w:t>
+        <w:spacing w:after="70"/>
+      </w:pPr>
+      <w:r>
+        <w:rPr>
+          <w:rFonts w:ascii="Calibri" w:cs="Calibri" w:eastAsia="Calibri" w:hAnsi="Calibri"/>
+          <w:sz w:val="20"/>
+          <w:szCs w:val="20"/>
+        </w:rPr>
+        <w:t xml:space="preserve">Pitched narrative arcs in a TV Writers' Room led by screenwriter Guinevere Turner (American Psycho), integrating executive notes in real time.</w:t>
+      </w:r>
+    </w:p>
+    <w:p>
+      <w:pPr>
+        <w:tabs>
+          <w:tab w:val="right" w:pos="10440"/>
+        </w:tabs>
+        <w:spacing w:after="10" w:before="150"/>
+      </w:pPr>
+      <w:r>
+        <w:rPr>
+          <w:rFonts w:ascii="Calibri" w:cs="Calibri" w:eastAsia="Calibri" w:hAnsi="Calibri"/>
+          <w:b/>
+          <w:bCs/>
+          <w:sz w:val="20"/>
+          <w:szCs w:val="20"/>
+        </w:rPr>
+        <w:t xml:space="preserve">Independent Script Development Project — Development Analyst</w:t>
+      </w:r>
+      <w:r>
+        <w:t xml:space="preserve">	</w:t>
+      </w:r>
+      <w:r>
+        <w:rPr>
+          <w:rFonts w:ascii="Calibri" w:cs="Calibri" w:eastAsia="Calibri" w:hAnsi="Calibri"/>
+          <w:i/>
+          <w:iCs/>
+          <w:color w:val="444444"/>
+          <w:sz w:val="18"/>
+          <w:szCs w:val="18"/>
+        </w:rPr>
+        <w:t xml:space="preserve">Jan 2026 – June 2026</w:t>
+      </w:r>
+    </w:p>
+    <w:p>
+      <w:pPr>
+        <w:pStyle w:val="ListParagraph"/>
+        <w:numPr>
+          <w:ilvl w:val="0"/>
+          <w:numId w:val="2"/>
+        </w:numPr>
+        <w:spacing w:after="70"/>
+      </w:pPr>
+      <w:r>
+        <w:rPr>
+          <w:rFonts w:ascii="Calibri" w:cs="Calibri" w:eastAsia="Calibri" w:hAnsi="Calibri"/>
+          <w:sz w:val="20"/>
+          <w:szCs w:val="20"/>
+        </w:rPr>
+        <w:t xml:space="preserve">Evaluated commercial marketability of two feature screenplays — the coverage skill set agencies use to assess client material.</w:t>
+      </w:r>
+    </w:p>
+    <w:p>
+      <w:pPr>
+        <w:tabs>
+          <w:tab w:val="right" w:pos="10440"/>
+        </w:tabs>
+        <w:spacing w:after="10" w:before="150"/>
+      </w:pPr>
+      <w:r>
+        <w:rPr>
+          <w:rFonts w:ascii="Calibri" w:cs="Calibri" w:eastAsia="Calibri" w:hAnsi="Calibri"/>
+          <w:b/>
+          <w:bCs/>
+          <w:sz w:val="20"/>
+          <w:szCs w:val="20"/>
+        </w:rPr>
+        <w:t xml:space="preserve">Desert Island Studios — Production Intern  ·  Bold Soul Studios — Production Assistant</w:t>
+      </w:r>
+      <w:r>
+        <w:t xml:space="preserve">	</w:t>
+      </w:r>
+      <w:r>
+        <w:rPr>
+          <w:rFonts w:ascii="Calibri" w:cs="Calibri" w:eastAsia="Calibri" w:hAnsi="Calibri"/>
+          <w:i/>
+          <w:iCs/>
+          <w:color w:val="444444"/>
+          <w:sz w:val="18"/>
+          <w:szCs w:val="18"/>
+        </w:rPr>
+        <w:t xml:space="preserve">2023 – 2024, Portland, OR</w:t>
+      </w:r>
+    </w:p>
+    <w:p>
+      <w:pPr>
+        <w:pStyle w:val="ListParagraph"/>
+        <w:numPr>
+          <w:ilvl w:val="0"/>
+          <w:numId w:val="2"/>
+        </w:numPr>
+        <w:spacing w:after="70"/>
+      </w:pPr>
+      <w:r>
+        <w:rPr>
+          <w:rFonts w:ascii="Calibri" w:cs="Calibri" w:eastAsia="Calibri" w:hAnsi="Calibri"/>
+          <w:sz w:val="20"/>
+          <w:szCs w:val="20"/>
+        </w:rPr>
+        <w:t xml:space="preserve">Set and production experience: location scouting, resource coordination, and work on the feature Happy Endings (dir. Jennifer Wolfe).</w:t>
       </w:r>
     </w:p>
     <w:p>
@@ -714,7 +782,7 @@
     </w:p>
     <w:sectPr>
       <w:pgSz w:w="12240" w:h="15840" w:orient="portrait"/>
-      <w:pgMar w:top="620" w:right="620" w:bottom="620" w:left="620" w:header="708" w:footer="708" w:gutter="0"/>
+      <w:pgMar w:top="700" w:right="900" w:bottom="700" w:left="900" w:header="708" w:footer="708" w:gutter="0"/>
       <w:pgNumType/>
       <w:docGrid w:linePitch="360"/>
     </w:sectPr>

--- a/files/Ima_Kennerly_Resume_Agency.docx
+++ b/files/Ima_Kennerly_Resume_Agency.docx
@@ -55,7 +55,7 @@
         <w:pBdr>
           <w:bottom w:val="single" w:color="1A1A1A" w:sz="6" w:space="2"/>
         </w:pBdr>
-        <w:spacing w:after="90" w:before="220"/>
+        <w:spacing w:after="120" w:before="320"/>
       </w:pPr>
       <w:r>
         <w:rPr>
@@ -71,9 +71,6 @@
     </w:p>
     <w:p>
       <w:pPr>
-        <w:tabs>
-          <w:tab w:val="right" w:pos="10440"/>
-        </w:tabs>
         <w:spacing w:after="10" w:before="150"/>
       </w:pPr>
       <w:r>
@@ -87,7 +84,13 @@
         <w:t xml:space="preserve">Syracuse University, S.I. Newhouse School of Public Communications — Syracuse, NY</w:t>
       </w:r>
       <w:r>
-        <w:t xml:space="preserve">	</w:t>
+        <w:rPr>
+          <w:rFonts w:ascii="Calibri" w:cs="Calibri" w:eastAsia="Calibri" w:hAnsi="Calibri"/>
+          <w:color w:val="888888"/>
+          <w:sz w:val="18"/>
+          <w:szCs w:val="18"/>
+        </w:rPr>
+        <w:t xml:space="preserve">   |   </w:t>
       </w:r>
       <w:r>
         <w:rPr>
@@ -155,7 +158,7 @@
         <w:pBdr>
           <w:bottom w:val="single" w:color="1A1A1A" w:sz="6" w:space="2"/>
         </w:pBdr>
-        <w:spacing w:after="90" w:before="220"/>
+        <w:spacing w:after="120" w:before="320"/>
       </w:pPr>
       <w:r>
         <w:rPr>
@@ -171,9 +174,6 @@
     </w:p>
     <w:p>
       <w:pPr>
-        <w:tabs>
-          <w:tab w:val="right" w:pos="10440"/>
-        </w:tabs>
         <w:spacing w:after="10" w:before="150"/>
       </w:pPr>
       <w:r>
@@ -187,7 +187,13 @@
         <w:t xml:space="preserve">Incentive Radar — Owner</w:t>
       </w:r>
       <w:r>
-        <w:t xml:space="preserve">	</w:t>
+        <w:rPr>
+          <w:rFonts w:ascii="Calibri" w:cs="Calibri" w:eastAsia="Calibri" w:hAnsi="Calibri"/>
+          <w:color w:val="888888"/>
+          <w:sz w:val="18"/>
+          <w:szCs w:val="18"/>
+        </w:rPr>
+        <w:t xml:space="preserve">   |   </w:t>
       </w:r>
       <w:r>
         <w:rPr>
@@ -234,14 +240,11 @@
           <w:sz w:val="20"/>
           <w:szCs w:val="20"/>
         </w:rPr>
-        <w:t xml:space="preserve">Built for crew, production-service vendors, film offices, and incentive-finance firms; California live, with Georgia, New Mexico, and Utah in the source registry.</w:t>
-      </w:r>
-    </w:p>
-    <w:p>
-      <w:pPr>
-        <w:tabs>
-          <w:tab w:val="right" w:pos="10440"/>
-        </w:tabs>
+        <w:t xml:space="preserve">Built for crew, vendors, film offices, and incentive-finance firms; California live, with Georgia, New Mexico, and Utah in the registry.</w:t>
+      </w:r>
+    </w:p>
+    <w:p>
+      <w:pPr>
         <w:spacing w:after="10" w:before="150"/>
       </w:pPr>
       <w:r>
@@ -255,7 +258,13 @@
         <w:t xml:space="preserve">Syracuse University Honors Advisory Board — Vice President</w:t>
       </w:r>
       <w:r>
-        <w:t xml:space="preserve">	</w:t>
+        <w:rPr>
+          <w:rFonts w:ascii="Calibri" w:cs="Calibri" w:eastAsia="Calibri" w:hAnsi="Calibri"/>
+          <w:color w:val="888888"/>
+          <w:sz w:val="18"/>
+          <w:szCs w:val="18"/>
+        </w:rPr>
+        <w:t xml:space="preserve">   |   </w:t>
       </w:r>
       <w:r>
         <w:rPr>
@@ -307,9 +316,6 @@
     </w:p>
     <w:p>
       <w:pPr>
-        <w:tabs>
-          <w:tab w:val="right" w:pos="10440"/>
-        </w:tabs>
         <w:spacing w:after="10" w:before="150"/>
       </w:pPr>
       <w:r>
@@ -323,7 +329,13 @@
         <w:t xml:space="preserve">Syracuse University Black Honors Society — Secretary</w:t>
       </w:r>
       <w:r>
-        <w:t xml:space="preserve">	</w:t>
+        <w:rPr>
+          <w:rFonts w:ascii="Calibri" w:cs="Calibri" w:eastAsia="Calibri" w:hAnsi="Calibri"/>
+          <w:color w:val="888888"/>
+          <w:sz w:val="18"/>
+          <w:szCs w:val="18"/>
+        </w:rPr>
+        <w:t xml:space="preserve">   |   </w:t>
       </w:r>
       <w:r>
         <w:rPr>
@@ -375,9 +387,6 @@
     </w:p>
     <w:p>
       <w:pPr>
-        <w:tabs>
-          <w:tab w:val="right" w:pos="10440"/>
-        </w:tabs>
         <w:spacing w:after="10" w:before="150"/>
       </w:pPr>
       <w:r>
@@ -391,7 +400,13 @@
         <w:t xml:space="preserve">North East Productions — Event Coordinator &amp; Assistant Camera</w:t>
       </w:r>
       <w:r>
-        <w:t xml:space="preserve">	</w:t>
+        <w:rPr>
+          <w:rFonts w:ascii="Calibri" w:cs="Calibri" w:eastAsia="Calibri" w:hAnsi="Calibri"/>
+          <w:color w:val="888888"/>
+          <w:sz w:val="18"/>
+          <w:szCs w:val="18"/>
+        </w:rPr>
+        <w:t xml:space="preserve">   |   </w:t>
       </w:r>
       <w:r>
         <w:rPr>
@@ -425,9 +440,6 @@
     </w:p>
     <w:p>
       <w:pPr>
-        <w:tabs>
-          <w:tab w:val="right" w:pos="10440"/>
-        </w:tabs>
         <w:spacing w:after="10" w:before="150"/>
       </w:pPr>
       <w:r>
@@ -441,7 +453,13 @@
         <w:t xml:space="preserve">Tualatin Hills Parks and Recreation — Program Leader</w:t>
       </w:r>
       <w:r>
-        <w:t xml:space="preserve">	</w:t>
+        <w:rPr>
+          <w:rFonts w:ascii="Calibri" w:cs="Calibri" w:eastAsia="Calibri" w:hAnsi="Calibri"/>
+          <w:color w:val="888888"/>
+          <w:sz w:val="18"/>
+          <w:szCs w:val="18"/>
+        </w:rPr>
+        <w:t xml:space="preserve">   |   </w:t>
       </w:r>
       <w:r>
         <w:rPr>
@@ -478,7 +496,7 @@
         <w:pBdr>
           <w:bottom w:val="single" w:color="1A1A1A" w:sz="6" w:space="2"/>
         </w:pBdr>
-        <w:spacing w:after="90" w:before="220"/>
+        <w:spacing w:after="120" w:before="320"/>
       </w:pPr>
       <w:r>
         <w:rPr>
@@ -494,9 +512,6 @@
     </w:p>
     <w:p>
       <w:pPr>
-        <w:tabs>
-          <w:tab w:val="right" w:pos="10440"/>
-        </w:tabs>
         <w:spacing w:after="10" w:before="150"/>
       </w:pPr>
       <w:r>
@@ -510,7 +525,13 @@
         <w:t xml:space="preserve">Spring, Again — Lead Producer</w:t>
       </w:r>
       <w:r>
-        <w:t xml:space="preserve">	</w:t>
+        <w:rPr>
+          <w:rFonts w:ascii="Calibri" w:cs="Calibri" w:eastAsia="Calibri" w:hAnsi="Calibri"/>
+          <w:color w:val="888888"/>
+          <w:sz w:val="18"/>
+          <w:szCs w:val="18"/>
+        </w:rPr>
+        <w:t xml:space="preserve">   |   </w:t>
       </w:r>
       <w:r>
         <w:rPr>
@@ -544,9 +565,6 @@
     </w:p>
     <w:p>
       <w:pPr>
-        <w:tabs>
-          <w:tab w:val="right" w:pos="10440"/>
-        </w:tabs>
         <w:spacing w:after="10" w:before="150"/>
       </w:pPr>
       <w:r>
@@ -560,7 +578,13 @@
         <w:t xml:space="preserve">Pig/Dog — Screenwriter &amp; Room Contributor</w:t>
       </w:r>
       <w:r>
-        <w:t xml:space="preserve">	</w:t>
+        <w:rPr>
+          <w:rFonts w:ascii="Calibri" w:cs="Calibri" w:eastAsia="Calibri" w:hAnsi="Calibri"/>
+          <w:color w:val="888888"/>
+          <w:sz w:val="18"/>
+          <w:szCs w:val="18"/>
+        </w:rPr>
+        <w:t xml:space="preserve">   |   </w:t>
       </w:r>
       <w:r>
         <w:rPr>
@@ -594,9 +618,6 @@
     </w:p>
     <w:p>
       <w:pPr>
-        <w:tabs>
-          <w:tab w:val="right" w:pos="10440"/>
-        </w:tabs>
         <w:spacing w:after="10" w:before="150"/>
       </w:pPr>
       <w:r>
@@ -610,7 +631,13 @@
         <w:t xml:space="preserve">Independent Script Development Project — Development Analyst</w:t>
       </w:r>
       <w:r>
-        <w:t xml:space="preserve">	</w:t>
+        <w:rPr>
+          <w:rFonts w:ascii="Calibri" w:cs="Calibri" w:eastAsia="Calibri" w:hAnsi="Calibri"/>
+          <w:color w:val="888888"/>
+          <w:sz w:val="18"/>
+          <w:szCs w:val="18"/>
+        </w:rPr>
+        <w:t xml:space="preserve">   |   </w:t>
       </w:r>
       <w:r>
         <w:rPr>
@@ -644,9 +671,6 @@
     </w:p>
     <w:p>
       <w:pPr>
-        <w:tabs>
-          <w:tab w:val="right" w:pos="10440"/>
-        </w:tabs>
         <w:spacing w:after="10" w:before="150"/>
       </w:pPr>
       <w:r>
@@ -660,7 +684,13 @@
         <w:t xml:space="preserve">Desert Island Studios — Production Intern  ·  Bold Soul Studios — Production Assistant</w:t>
       </w:r>
       <w:r>
-        <w:t xml:space="preserve">	</w:t>
+        <w:rPr>
+          <w:rFonts w:ascii="Calibri" w:cs="Calibri" w:eastAsia="Calibri" w:hAnsi="Calibri"/>
+          <w:color w:val="888888"/>
+          <w:sz w:val="18"/>
+          <w:szCs w:val="18"/>
+        </w:rPr>
+        <w:t xml:space="preserve">   |   </w:t>
       </w:r>
       <w:r>
         <w:rPr>
@@ -689,7 +719,7 @@
           <w:sz w:val="20"/>
           <w:szCs w:val="20"/>
         </w:rPr>
-        <w:t xml:space="preserve">Set and production experience: location scouting, resource coordination, and work on the feature Happy Endings (dir. Jennifer Wolfe).</w:t>
+        <w:t xml:space="preserve">Set and production experience: location scouting, resource coordination, and the feature Happy Endings (dir. J. Wolfe).</w:t>
       </w:r>
     </w:p>
     <w:p>
@@ -697,7 +727,7 @@
         <w:pBdr>
           <w:bottom w:val="single" w:color="1A1A1A" w:sz="6" w:space="2"/>
         </w:pBdr>
-        <w:spacing w:after="90" w:before="220"/>
+        <w:spacing w:after="120" w:before="320"/>
       </w:pPr>
       <w:r>
         <w:rPr>

--- a/files/Ima_Kennerly_Resume_Agency.docx
+++ b/files/Ima_Kennerly_Resume_Agency.docx
@@ -30,7 +30,7 @@
           <w:sz w:val="18"/>
           <w:szCs w:val="18"/>
         </w:rPr>
-        <w:t xml:space="preserve">Syracuse, NY  |  Portland, OR  •  503-933-1006  •  iak06@outlook.com  •  Reel: youtu.be/Tta5cUtNBYk</w:t>
+        <w:t xml:space="preserve">919 E Genesee St Unit 474, Syracuse NY 13210  |  Portland, OR  •  503-933-1006  •  iak06@outlook.com  •  Reel: youtu.be/Tta5cUtNBYk</w:t>
       </w:r>
     </w:p>
     <w:p>

--- a/files/Ima_Kennerly_Resume_Agency.docx
+++ b/files/Ima_Kennerly_Resume_Agency.docx
@@ -560,7 +560,25 @@
           <w:sz w:val="20"/>
           <w:szCs w:val="20"/>
         </w:rPr>
-        <w:t xml:space="preserve">Lead a 15-person crew and manage full talent casting and scheduling for a zero-budget independent short — script selected for the Babelfest Playwright Festival.</w:t>
+        <w:t xml:space="preserve">Lead a 15-person crew and manage full talent casting and scheduling for a zero-budget independent short.</w:t>
+      </w:r>
+    </w:p>
+    <w:p>
+      <w:pPr>
+        <w:pStyle w:val="ListParagraph"/>
+        <w:numPr>
+          <w:ilvl w:val="0"/>
+          <w:numId w:val="2"/>
+        </w:numPr>
+        <w:spacing w:after="70"/>
+      </w:pPr>
+      <w:r>
+        <w:rPr>
+          <w:rFonts w:ascii="Calibri" w:cs="Calibri" w:eastAsia="Calibri" w:hAnsi="Calibri"/>
+          <w:sz w:val="20"/>
+          <w:szCs w:val="20"/>
+        </w:rPr>
+        <w:t xml:space="preserve">Selected for the Babelfest Playwright Competition; co-directed the stage adaptation of the script.</w:t>
       </w:r>
     </w:p>
     <w:p>

--- a/files/Ima_Kennerly_Resume_Agency.docx
+++ b/files/Ima_Kennerly_Resume_Agency.docx
@@ -802,7 +802,7 @@
           <w:sz w:val="20"/>
           <w:szCs w:val="20"/>
         </w:rPr>
-        <w:t xml:space="preserve">Excel/Google Sheets (advanced budgeting), Outlook, Final Draft, IMDbPro, Studio System</w:t>
+        <w:t xml:space="preserve">Excel/Google Sheets (advanced budgeting), Outlook, StudioBinder, Final Draft, IMDbPro, Studio System</w:t>
       </w:r>
     </w:p>
     <w:p>
@@ -825,7 +825,7 @@
           <w:sz w:val="20"/>
           <w:szCs w:val="20"/>
         </w:rPr>
-        <w:t xml:space="preserve">English (Native), French (Professional Working Proficiency, B2–C1), Spanish (Conversational)</w:t>
+        <w:t xml:space="preserve">English (Native), French (Professional Working Proficiency, B2–C1)</w:t>
       </w:r>
     </w:p>
     <w:sectPr>
